--- a/templates/design/Data_Migration_Design.docx
+++ b/templates/design/Data_Migration_Design.docx
@@ -160,7 +160,7 @@
             <wp:extent cx="2388870" cy="2388870"/>
             <wp:effectExtent l="0" t="0" r="0" b="0"/>
             <wp:wrapNone/>
-            <wp:docPr id="1181533599" name="Picture 11" descr="{{CLIENT_NAME}} logo"/>
+            <wp:docPr id="1181533599" name="Picture 11" descr="Client logo"/>
             <wp:cNvGraphicFramePr>
               <a:graphicFrameLocks xmlns:a="http://schemas.openxmlformats.org/drawingml/2006/main" noChangeAspect="1"/>
             </wp:cNvGraphicFramePr>
@@ -168,7 +168,7 @@
               <a:graphicData uri="http://schemas.openxmlformats.org/drawingml/2006/picture">
                 <pic:pic xmlns:pic="http://schemas.openxmlformats.org/drawingml/2006/picture">
                   <pic:nvPicPr>
-                    <pic:cNvPr id="0" name="Picture 224" descr="{{CLIENT_NAME}} logo"/>
+                    <pic:cNvPr id="0" name="Picture 224" descr="Client logo"/>
                     <pic:cNvPicPr>
                       <a:picLocks noChangeAspect="1" noChangeArrowheads="1"/>
                     </pic:cNvPicPr>
@@ -602,12 +602,13 @@
                 <w:sz w:val="28"/>
                 <w:szCs w:val="28"/>
               </w:rPr>
-              <w:alias w:val="Author"/>
+              <w:alias w:val="Prepared By"/>
               <w:tag w:val=""/>
               <w:id w:val="916680556"/>
               <w:placeholder>
                 <w:docPart w:val="0C57481938F948088716542F62E57B57"/>
               </w:placeholder>
+              <w:dataBinding w:prefixMappings="xmlns:ec='urn:essendis:engagement-profile' " w:xpath="/ec:engagement[1]/ec:AuthorName[1]" w:storeItemID="{F0A3B7C2-8D14-4E96-B5C7-9E2D6A1F3B84}"/>
               <w:text/>
             </w:sdtPr>
             <w:sdtContent>
@@ -773,12 +774,13 @@
                 <w:sz w:val="28"/>
                 <w:szCs w:val="28"/>
               </w:rPr>
-              <w:alias w:val="Publish Date"/>
+              <w:alias w:val="Document Date"/>
               <w:tag w:val=""/>
               <w:id w:val="-1967958237"/>
               <w:placeholder>
                 <w:docPart w:val="79EF25A35DB0451484AF60D81E5AEDF5"/>
               </w:placeholder>
+              <w:dataBinding w:prefixMappings="xmlns:ec='urn:essendis:engagement-profile' " w:xpath="/ec:engagement[1]/ec:DocDate[1]" w:storeItemID="{F0A3B7C2-8D14-4E96-B5C7-9E2D6A1F3B84}"/>
               <w:text/>
             </w:sdtPr>
             <w:sdtContent>
@@ -4100,9 +4102,28 @@
             </w:tcMar>
           </w:tcPr>
           <w:p>
+            <w:sdt>
+              <w:sdtPr>
+                <w:rPr/>
+                <w:alias w:val="Client Tenant Subdomain"/>
+                <w:tag w:val=""/>
+                <w:id w:val="1077940786"/>
+                <w:placeholder>
+                  <w:docPart w:val="FFDC8762ADFF4F4E97F2AA4139166CFF"/>
+                </w:placeholder>
+                <w:dataBinding w:prefixMappings="xmlns:ec='urn:essendis:engagement-profile' " w:xpath="/ec:engagement[1]/ec:ClientTenant[1]" w:storeItemID="{F0A3B7C2-8D14-4E96-B5C7-9E2D6A1F3B84}"/>
+                <w:text/>
+              </w:sdtPr>
+              <w:sdtContent>
+                <w:r>
+                  <w:rPr/>
+                  <w:t>{{CLIENT_TENANT}}</w:t>
+                </w:r>
+              </w:sdtContent>
+            </w:sdt>
             <w:r>
               <w:rPr/>
-              <w:t>{{CLIENT_TENANT}}.onmicrosoft.us</w:t>
+              <w:t xml:space="preserve">.onmicrosoft.us</w:t>
             </w:r>
           </w:p>
         </w:tc>
@@ -4156,8 +4177,27 @@
           <w:p>
             <w:r>
               <w:rPr/>
-              <w:t>To be added on cutover {{CLIENT_DOMAIN}}</w:t>
-            </w:r>
+              <w:t xml:space="preserve">To be added on cutover </w:t>
+            </w:r>
+            <w:sdt>
+              <w:sdtPr>
+                <w:rPr/>
+                <w:alias w:val="Client Primary Domain"/>
+                <w:tag w:val=""/>
+                <w:id w:val="782617159"/>
+                <w:placeholder>
+                  <w:docPart w:val="FFDC8762ADFF4F4E97F2AA4139166CFF"/>
+                </w:placeholder>
+                <w:dataBinding w:prefixMappings="xmlns:ec='urn:essendis:engagement-profile' " w:xpath="/ec:engagement[1]/ec:ClientDomain[1]" w:storeItemID="{F0A3B7C2-8D14-4E96-B5C7-9E2D6A1F3B84}"/>
+                <w:text/>
+              </w:sdtPr>
+              <w:sdtContent>
+                <w:r>
+                  <w:rPr/>
+                  <w:t>{{CLIENT_DOMAIN}}</w:t>
+                </w:r>
+              </w:sdtContent>
+            </w:sdt>
           </w:p>
         </w:tc>
       </w:tr>
@@ -5019,10 +5059,25 @@
             </w:tcMar>
           </w:tcPr>
           <w:p>
-            <w:r>
-              <w:rPr/>
-              <w:t>{{CLIENT_DOMAIN}}</w:t>
-            </w:r>
+            <w:sdt>
+              <w:sdtPr>
+                <w:rPr/>
+                <w:alias w:val="Client Primary Domain"/>
+                <w:tag w:val=""/>
+                <w:id w:val="1531739160"/>
+                <w:placeholder>
+                  <w:docPart w:val="FFDC8762ADFF4F4E97F2AA4139166CFF"/>
+                </w:placeholder>
+                <w:dataBinding w:prefixMappings="xmlns:ec='urn:essendis:engagement-profile' " w:xpath="/ec:engagement[1]/ec:ClientDomain[1]" w:storeItemID="{F0A3B7C2-8D14-4E96-B5C7-9E2D6A1F3B84}"/>
+                <w:text/>
+              </w:sdtPr>
+              <w:sdtContent>
+                <w:r>
+                  <w:rPr/>
+                  <w:t>{{CLIENT_DOMAIN}}</w:t>
+                </w:r>
+              </w:sdtContent>
+            </w:sdt>
           </w:p>
         </w:tc>
       </w:tr>
@@ -5075,14 +5130,56 @@
           <w:p>
             <w:r>
               <w:rPr/>
-              <w:t>Precutover: {{CLIENT_TENANT}}.onmicrosoft.us</w:t>
-            </w:r>
-          </w:p>
-          <w:p>
+              <w:t xml:space="preserve">Precutover: </w:t>
+            </w:r>
+            <w:sdt>
+              <w:sdtPr>
+                <w:rPr/>
+                <w:alias w:val="Client Tenant Subdomain"/>
+                <w:tag w:val=""/>
+                <w:id w:val="175047289"/>
+                <w:placeholder>
+                  <w:docPart w:val="FFDC8762ADFF4F4E97F2AA4139166CFF"/>
+                </w:placeholder>
+                <w:dataBinding w:prefixMappings="xmlns:ec='urn:essendis:engagement-profile' " w:xpath="/ec:engagement[1]/ec:ClientTenant[1]" w:storeItemID="{F0A3B7C2-8D14-4E96-B5C7-9E2D6A1F3B84}"/>
+                <w:text/>
+              </w:sdtPr>
+              <w:sdtContent>
+                <w:r>
+                  <w:rPr/>
+                  <w:t>{{CLIENT_TENANT}}</w:t>
+                </w:r>
+              </w:sdtContent>
+            </w:sdt>
             <w:r>
               <w:rPr/>
-              <w:t>Postcutover: {{CLIENT_DOMAIN}}</w:t>
-            </w:r>
+              <w:t xml:space="preserve">.onmicrosoft.us</w:t>
+            </w:r>
+          </w:p>
+          <w:p>
+            <w:r>
+              <w:rPr/>
+              <w:t xml:space="preserve">Postcutover: </w:t>
+            </w:r>
+            <w:sdt>
+              <w:sdtPr>
+                <w:rPr/>
+                <w:alias w:val="Client Primary Domain"/>
+                <w:tag w:val=""/>
+                <w:id w:val="955290753"/>
+                <w:placeholder>
+                  <w:docPart w:val="FFDC8762ADFF4F4E97F2AA4139166CFF"/>
+                </w:placeholder>
+                <w:dataBinding w:prefixMappings="xmlns:ec='urn:essendis:engagement-profile' " w:xpath="/ec:engagement[1]/ec:ClientDomain[1]" w:storeItemID="{F0A3B7C2-8D14-4E96-B5C7-9E2D6A1F3B84}"/>
+                <w:text/>
+              </w:sdtPr>
+              <w:sdtContent>
+                <w:r>
+                  <w:rPr/>
+                  <w:t>{{CLIENT_DOMAIN}}</w:t>
+                </w:r>
+              </w:sdtContent>
+            </w:sdt>
           </w:p>
         </w:tc>
       </w:tr>
@@ -17256,6 +17353,687 @@
             </w:pPr>
             <w:r>
               <w:t>AvePoint Online Services U.S. Government environment: https://fly-gov.avepointonlineservices.com</w:t>
+            </w:r>
+          </w:p>
+        </w:tc>
+      </w:tr>
+    </w:tbl>
+    <w:p/>
+    <w:p>
+      <w:r>
+        <w:br w:type="page"/>
+      </w:r>
+    </w:p>
+    <w:p>
+      <w:pPr>
+        <w:pStyle w:val="Heading1"/>
+        <w:spacing w:before="240"/>
+      </w:pPr>
+      <w:r>
+        <w:t xml:space="preserve">Appendix – Engagement Properties – </w:t>
+      </w:r>
+      <w:r>
+        <w:rPr>
+          <w:color w:val="FF0000"/>
+        </w:rPr>
+        <w:t>REMOVE FROM DELIVERABLE</w:t>
+      </w:r>
+    </w:p>
+    <w:p>
+      <w:pPr>
+        <w:spacing w:after="160"/>
+      </w:pPr>
+      <w:r>
+        <w:t>Fill in the Value column below; every reference in this document updates automatically (in desktop Word, values propagate when you click out of the cell). Delete this appendix before delivering — the values are retained in the document’s properties.</w:t>
+      </w:r>
+    </w:p>
+    <w:tbl>
+      <w:tblPr>
+        <w:tblW w:w="9360" w:type="dxa"/>
+        <w:tblBorders>
+          <w:top w:val="single" w:color="auto" w:sz="4" w:space="0"/>
+          <w:left w:val="single" w:color="auto" w:sz="4" w:space="0"/>
+          <w:bottom w:val="single" w:color="auto" w:sz="4" w:space="0"/>
+          <w:right w:val="single" w:color="auto" w:sz="4" w:space="0"/>
+          <w:insideH w:val="single" w:color="auto" w:sz="4" w:space="0"/>
+          <w:insideV w:val="single" w:color="auto" w:sz="4" w:space="0"/>
+        </w:tblBorders>
+        <w:tblCellMar>
+          <w:left w:w="10" w:type="dxa"/>
+          <w:right w:w="10" w:type="dxa"/>
+        </w:tblCellMar>
+        <w:tblLook w:val="0000" w:firstRow="0" w:lastRow="0" w:firstColumn="0" w:lastColumn="0" w:noHBand="0" w:noVBand="0"/>
+      </w:tblPr>
+      <w:tblGrid>
+        <w:gridCol w:w="3240"/>
+        <w:gridCol w:w="3240"/>
+        <w:gridCol w:w="2880"/>
+      </w:tblGrid>
+      <w:tr>
+        <w:tblPrEx>
+          <w:tblCellMar>
+            <w:top w:w="0" w:type="dxa"/>
+            <w:bottom w:w="0" w:type="dxa"/>
+          </w:tblCellMar>
+        </w:tblPrEx>
+        <w:trPr>
+          <w:tblHeader/>
+        </w:trPr>
+        <w:tc>
+          <w:tcPr>
+            <w:tcW w:w="3240" w:type="dxa"/>
+            <w:tcBorders>
+              <w:top w:val="single" w:color="BFBFBF" w:sz="4" w:space="0"/>
+              <w:left w:val="single" w:color="BFBFBF" w:sz="4" w:space="0"/>
+              <w:bottom w:val="single" w:color="BFBFBF" w:sz="4" w:space="0"/>
+              <w:right w:val="single" w:color="BFBFBF" w:sz="4" w:space="0"/>
+            </w:tcBorders>
+            <w:shd w:val="clear" w:color="auto" w:fill="1F4E79"/>
+            <w:tcMar>
+              <w:top w:w="100" w:type="dxa"/>
+              <w:left w:w="140" w:type="dxa"/>
+              <w:bottom w:w="100" w:type="dxa"/>
+              <w:right w:w="140" w:type="dxa"/>
+            </w:tcMar>
+          </w:tcPr>
+          <w:p>
+            <w:r>
+              <w:rPr>
+                <w:b/>
+                <w:bCs/>
+                <w:color w:val="FFFFFF"/>
+              </w:rPr>
+              <w:t>Property</w:t>
+            </w:r>
+          </w:p>
+        </w:tc>
+        <w:tc>
+          <w:tcPr>
+            <w:tcW w:w="3240" w:type="dxa"/>
+            <w:tcBorders>
+              <w:top w:val="single" w:color="BFBFBF" w:sz="4" w:space="0"/>
+              <w:left w:val="single" w:color="BFBFBF" w:sz="4" w:space="0"/>
+              <w:bottom w:val="single" w:color="BFBFBF" w:sz="4" w:space="0"/>
+              <w:right w:val="single" w:color="BFBFBF" w:sz="4" w:space="0"/>
+            </w:tcBorders>
+            <w:shd w:val="clear" w:color="auto" w:fill="1F4E79"/>
+            <w:tcMar>
+              <w:top w:w="100" w:type="dxa"/>
+              <w:left w:w="140" w:type="dxa"/>
+              <w:bottom w:w="100" w:type="dxa"/>
+              <w:right w:w="140" w:type="dxa"/>
+            </w:tcMar>
+          </w:tcPr>
+          <w:p>
+            <w:r>
+              <w:rPr>
+                <w:b/>
+                <w:bCs/>
+                <w:color w:val="FFFFFF"/>
+              </w:rPr>
+              <w:t>Value</w:t>
+            </w:r>
+          </w:p>
+        </w:tc>
+        <w:tc>
+          <w:tcPr>
+            <w:tcW w:w="2880" w:type="dxa"/>
+            <w:tcBorders>
+              <w:top w:val="single" w:color="BFBFBF" w:sz="4" w:space="0"/>
+              <w:left w:val="single" w:color="BFBFBF" w:sz="4" w:space="0"/>
+              <w:bottom w:val="single" w:color="BFBFBF" w:sz="4" w:space="0"/>
+              <w:right w:val="single" w:color="BFBFBF" w:sz="4" w:space="0"/>
+            </w:tcBorders>
+            <w:shd w:val="clear" w:color="auto" w:fill="1F4E79"/>
+            <w:tcMar>
+              <w:top w:w="100" w:type="dxa"/>
+              <w:left w:w="140" w:type="dxa"/>
+              <w:bottom w:w="100" w:type="dxa"/>
+              <w:right w:w="140" w:type="dxa"/>
+            </w:tcMar>
+          </w:tcPr>
+          <w:p>
+            <w:r>
+              <w:rPr>
+                <w:b/>
+                <w:bCs/>
+                <w:color w:val="FFFFFF"/>
+              </w:rPr>
+              <w:t>Example</w:t>
+            </w:r>
+          </w:p>
+        </w:tc>
+      </w:tr>
+      <w:tr>
+        <w:tblPrEx>
+          <w:tblCellMar>
+            <w:top w:w="0" w:type="dxa"/>
+            <w:bottom w:w="0" w:type="dxa"/>
+          </w:tblCellMar>
+        </w:tblPrEx>
+        <w:tc>
+          <w:tcPr>
+            <w:tcW w:w="3240" w:type="dxa"/>
+            <w:tcBorders>
+              <w:top w:val="single" w:color="BFBFBF" w:sz="4" w:space="0"/>
+              <w:left w:val="single" w:color="BFBFBF" w:sz="4" w:space="0"/>
+              <w:bottom w:val="single" w:color="BFBFBF" w:sz="4" w:space="0"/>
+              <w:right w:val="single" w:color="BFBFBF" w:sz="4" w:space="0"/>
+            </w:tcBorders>
+            <w:shd w:val="clear" w:color="auto" w:fill="F2F2F2"/>
+            <w:tcMar>
+              <w:top w:w="100" w:type="dxa"/>
+              <w:left w:w="140" w:type="dxa"/>
+              <w:bottom w:w="100" w:type="dxa"/>
+              <w:right w:w="140" w:type="dxa"/>
+            </w:tcMar>
+          </w:tcPr>
+          <w:p>
+            <w:r>
+              <w:t>Client Name</w:t>
+            </w:r>
+          </w:p>
+        </w:tc>
+        <w:tc>
+          <w:tcPr>
+            <w:tcW w:w="3240" w:type="dxa"/>
+            <w:tcBorders>
+              <w:top w:val="single" w:color="BFBFBF" w:sz="4" w:space="0"/>
+              <w:left w:val="single" w:color="BFBFBF" w:sz="4" w:space="0"/>
+              <w:bottom w:val="single" w:color="BFBFBF" w:sz="4" w:space="0"/>
+              <w:right w:val="single" w:color="BFBFBF" w:sz="4" w:space="0"/>
+            </w:tcBorders>
+            <w:tcMar>
+              <w:top w:w="100" w:type="dxa"/>
+              <w:left w:w="140" w:type="dxa"/>
+              <w:bottom w:w="100" w:type="dxa"/>
+              <w:right w:w="140" w:type="dxa"/>
+            </w:tcMar>
+          </w:tcPr>
+          <w:p>
+            <w:sdt>
+              <w:sdtPr>
+                <w:alias w:val="Company"/>
+                <w:tag w:val=""/>
+                <w:id w:val="1138625194"/>
+                <w:placeholder>
+                  <w:docPart w:val="923DF14B7ECE462AA8AA9A9B60C36773"/>
+                </w:placeholder>
+                <w:dataBinding w:prefixMappings="xmlns:ns0='http://schemas.openxmlformats.org/officeDocument/2006/extended-properties' " w:xpath="/ns0:Properties[1]/ns0:Company[1]" w:storeItemID="{6668398D-A668-4E3E-A5EB-62B293D839F1}"/>
+                <w:text/>
+              </w:sdtPr>
+              <w:sdtContent>
+                <w:r>
+                  <w:t>{{CLIENT_NAME}}</w:t>
+                </w:r>
+              </w:sdtContent>
+            </w:sdt>
+          </w:p>
+        </w:tc>
+        <w:tc>
+          <w:tcPr>
+            <w:tcW w:w="2880" w:type="dxa"/>
+            <w:tcBorders>
+              <w:top w:val="single" w:color="BFBFBF" w:sz="4" w:space="0"/>
+              <w:left w:val="single" w:color="BFBFBF" w:sz="4" w:space="0"/>
+              <w:bottom w:val="single" w:color="BFBFBF" w:sz="4" w:space="0"/>
+              <w:right w:val="single" w:color="BFBFBF" w:sz="4" w:space="0"/>
+            </w:tcBorders>
+            <w:tcMar>
+              <w:top w:w="100" w:type="dxa"/>
+              <w:left w:w="140" w:type="dxa"/>
+              <w:bottom w:w="100" w:type="dxa"/>
+              <w:right w:w="140" w:type="dxa"/>
+            </w:tcMar>
+          </w:tcPr>
+          <w:p>
+            <w:r>
+              <w:t>Contoso Concrete LLC</w:t>
+            </w:r>
+          </w:p>
+        </w:tc>
+      </w:tr>
+      <w:tr>
+        <w:tblPrEx>
+          <w:tblCellMar>
+            <w:top w:w="0" w:type="dxa"/>
+            <w:bottom w:w="0" w:type="dxa"/>
+          </w:tblCellMar>
+        </w:tblPrEx>
+        <w:tc>
+          <w:tcPr>
+            <w:tcW w:w="3240" w:type="dxa"/>
+            <w:tcBorders>
+              <w:top w:val="single" w:color="BFBFBF" w:sz="4" w:space="0"/>
+              <w:left w:val="single" w:color="BFBFBF" w:sz="4" w:space="0"/>
+              <w:bottom w:val="single" w:color="BFBFBF" w:sz="4" w:space="0"/>
+              <w:right w:val="single" w:color="BFBFBF" w:sz="4" w:space="0"/>
+            </w:tcBorders>
+            <w:shd w:val="clear" w:color="auto" w:fill="F2F2F2"/>
+            <w:tcMar>
+              <w:top w:w="100" w:type="dxa"/>
+              <w:left w:w="140" w:type="dxa"/>
+              <w:bottom w:w="100" w:type="dxa"/>
+              <w:right w:w="140" w:type="dxa"/>
+            </w:tcMar>
+          </w:tcPr>
+          <w:p>
+            <w:r>
+              <w:t>Client Abbreviation</w:t>
+            </w:r>
+          </w:p>
+        </w:tc>
+        <w:tc>
+          <w:tcPr>
+            <w:tcW w:w="3240" w:type="dxa"/>
+            <w:tcBorders>
+              <w:top w:val="single" w:color="BFBFBF" w:sz="4" w:space="0"/>
+              <w:left w:val="single" w:color="BFBFBF" w:sz="4" w:space="0"/>
+              <w:bottom w:val="single" w:color="BFBFBF" w:sz="4" w:space="0"/>
+              <w:right w:val="single" w:color="BFBFBF" w:sz="4" w:space="0"/>
+            </w:tcBorders>
+            <w:tcMar>
+              <w:top w:w="100" w:type="dxa"/>
+              <w:left w:w="140" w:type="dxa"/>
+              <w:bottom w:w="100" w:type="dxa"/>
+              <w:right w:w="140" w:type="dxa"/>
+            </w:tcMar>
+          </w:tcPr>
+          <w:p>
+            <w:sdt>
+              <w:sdtPr>
+                <w:alias w:val="Client Abbreviation"/>
+                <w:tag w:val=""/>
+                <w:id w:val="1027365062"/>
+                <w:placeholder>
+                  <w:docPart w:val="FFDC8762ADFF4F4E97F2AA4139166CFF"/>
+                </w:placeholder>
+                <w:dataBinding w:prefixMappings="xmlns:ec='urn:essendis:engagement-profile' " w:xpath="/ec:engagement[1]/ec:ClientAbbr[1]" w:storeItemID="{F0A3B7C2-8D14-4E96-B5C7-9E2D6A1F3B84}"/>
+                <w:text/>
+              </w:sdtPr>
+              <w:sdtContent>
+                <w:r>
+                  <w:t>{{CLIENT_ABBR}}</w:t>
+                </w:r>
+              </w:sdtContent>
+            </w:sdt>
+          </w:p>
+        </w:tc>
+        <w:tc>
+          <w:tcPr>
+            <w:tcW w:w="2880" w:type="dxa"/>
+            <w:tcBorders>
+              <w:top w:val="single" w:color="BFBFBF" w:sz="4" w:space="0"/>
+              <w:left w:val="single" w:color="BFBFBF" w:sz="4" w:space="0"/>
+              <w:bottom w:val="single" w:color="BFBFBF" w:sz="4" w:space="0"/>
+              <w:right w:val="single" w:color="BFBFBF" w:sz="4" w:space="0"/>
+            </w:tcBorders>
+            <w:tcMar>
+              <w:top w:w="100" w:type="dxa"/>
+              <w:left w:w="140" w:type="dxa"/>
+              <w:bottom w:w="100" w:type="dxa"/>
+              <w:right w:w="140" w:type="dxa"/>
+            </w:tcMar>
+          </w:tcPr>
+          <w:p>
+            <w:r>
+              <w:t>CC</w:t>
+            </w:r>
+          </w:p>
+        </w:tc>
+      </w:tr>
+      <w:tr>
+        <w:tblPrEx>
+          <w:tblCellMar>
+            <w:top w:w="0" w:type="dxa"/>
+            <w:bottom w:w="0" w:type="dxa"/>
+          </w:tblCellMar>
+        </w:tblPrEx>
+        <w:tc>
+          <w:tcPr>
+            <w:tcW w:w="3240" w:type="dxa"/>
+            <w:tcBorders>
+              <w:top w:val="single" w:color="BFBFBF" w:sz="4" w:space="0"/>
+              <w:left w:val="single" w:color="BFBFBF" w:sz="4" w:space="0"/>
+              <w:bottom w:val="single" w:color="BFBFBF" w:sz="4" w:space="0"/>
+              <w:right w:val="single" w:color="BFBFBF" w:sz="4" w:space="0"/>
+            </w:tcBorders>
+            <w:shd w:val="clear" w:color="auto" w:fill="F2F2F2"/>
+            <w:tcMar>
+              <w:top w:w="100" w:type="dxa"/>
+              <w:left w:w="140" w:type="dxa"/>
+              <w:bottom w:w="100" w:type="dxa"/>
+              <w:right w:w="140" w:type="dxa"/>
+            </w:tcMar>
+          </w:tcPr>
+          <w:p>
+            <w:r>
+              <w:t>Client Primary Domain</w:t>
+            </w:r>
+          </w:p>
+        </w:tc>
+        <w:tc>
+          <w:tcPr>
+            <w:tcW w:w="3240" w:type="dxa"/>
+            <w:tcBorders>
+              <w:top w:val="single" w:color="BFBFBF" w:sz="4" w:space="0"/>
+              <w:left w:val="single" w:color="BFBFBF" w:sz="4" w:space="0"/>
+              <w:bottom w:val="single" w:color="BFBFBF" w:sz="4" w:space="0"/>
+              <w:right w:val="single" w:color="BFBFBF" w:sz="4" w:space="0"/>
+            </w:tcBorders>
+            <w:tcMar>
+              <w:top w:w="100" w:type="dxa"/>
+              <w:left w:w="140" w:type="dxa"/>
+              <w:bottom w:w="100" w:type="dxa"/>
+              <w:right w:w="140" w:type="dxa"/>
+            </w:tcMar>
+          </w:tcPr>
+          <w:p>
+            <w:sdt>
+              <w:sdtPr>
+                <w:alias w:val="Client Primary Domain"/>
+                <w:tag w:val=""/>
+                <w:id w:val="777265462"/>
+                <w:placeholder>
+                  <w:docPart w:val="FFDC8762ADFF4F4E97F2AA4139166CFF"/>
+                </w:placeholder>
+                <w:dataBinding w:prefixMappings="xmlns:ec='urn:essendis:engagement-profile' " w:xpath="/ec:engagement[1]/ec:ClientDomain[1]" w:storeItemID="{F0A3B7C2-8D14-4E96-B5C7-9E2D6A1F3B84}"/>
+                <w:text/>
+              </w:sdtPr>
+              <w:sdtContent>
+                <w:r>
+                  <w:t>{{CLIENT_DOMAIN}}</w:t>
+                </w:r>
+              </w:sdtContent>
+            </w:sdt>
+          </w:p>
+        </w:tc>
+        <w:tc>
+          <w:tcPr>
+            <w:tcW w:w="2880" w:type="dxa"/>
+            <w:tcBorders>
+              <w:top w:val="single" w:color="BFBFBF" w:sz="4" w:space="0"/>
+              <w:left w:val="single" w:color="BFBFBF" w:sz="4" w:space="0"/>
+              <w:bottom w:val="single" w:color="BFBFBF" w:sz="4" w:space="0"/>
+              <w:right w:val="single" w:color="BFBFBF" w:sz="4" w:space="0"/>
+            </w:tcBorders>
+            <w:tcMar>
+              <w:top w:w="100" w:type="dxa"/>
+              <w:left w:w="140" w:type="dxa"/>
+              <w:bottom w:w="100" w:type="dxa"/>
+              <w:right w:w="140" w:type="dxa"/>
+            </w:tcMar>
+          </w:tcPr>
+          <w:p>
+            <w:r>
+              <w:t>contoso.com</w:t>
+            </w:r>
+          </w:p>
+        </w:tc>
+      </w:tr>
+      <w:tr>
+        <w:tblPrEx>
+          <w:tblCellMar>
+            <w:top w:w="0" w:type="dxa"/>
+            <w:bottom w:w="0" w:type="dxa"/>
+          </w:tblCellMar>
+        </w:tblPrEx>
+        <w:tc>
+          <w:tcPr>
+            <w:tcW w:w="3240" w:type="dxa"/>
+            <w:tcBorders>
+              <w:top w:val="single" w:color="BFBFBF" w:sz="4" w:space="0"/>
+              <w:left w:val="single" w:color="BFBFBF" w:sz="4" w:space="0"/>
+              <w:bottom w:val="single" w:color="BFBFBF" w:sz="4" w:space="0"/>
+              <w:right w:val="single" w:color="BFBFBF" w:sz="4" w:space="0"/>
+            </w:tcBorders>
+            <w:shd w:val="clear" w:color="auto" w:fill="F2F2F2"/>
+            <w:tcMar>
+              <w:top w:w="100" w:type="dxa"/>
+              <w:left w:w="140" w:type="dxa"/>
+              <w:bottom w:w="100" w:type="dxa"/>
+              <w:right w:w="140" w:type="dxa"/>
+            </w:tcMar>
+          </w:tcPr>
+          <w:p>
+            <w:r>
+              <w:t>Client Tenant Subdomain</w:t>
+            </w:r>
+          </w:p>
+        </w:tc>
+        <w:tc>
+          <w:tcPr>
+            <w:tcW w:w="3240" w:type="dxa"/>
+            <w:tcBorders>
+              <w:top w:val="single" w:color="BFBFBF" w:sz="4" w:space="0"/>
+              <w:left w:val="single" w:color="BFBFBF" w:sz="4" w:space="0"/>
+              <w:bottom w:val="single" w:color="BFBFBF" w:sz="4" w:space="0"/>
+              <w:right w:val="single" w:color="BFBFBF" w:sz="4" w:space="0"/>
+            </w:tcBorders>
+            <w:tcMar>
+              <w:top w:w="100" w:type="dxa"/>
+              <w:left w:w="140" w:type="dxa"/>
+              <w:bottom w:w="100" w:type="dxa"/>
+              <w:right w:w="140" w:type="dxa"/>
+            </w:tcMar>
+          </w:tcPr>
+          <w:p>
+            <w:sdt>
+              <w:sdtPr>
+                <w:alias w:val="Client Tenant Subdomain"/>
+                <w:tag w:val=""/>
+                <w:id w:val="501315284"/>
+                <w:placeholder>
+                  <w:docPart w:val="FFDC8762ADFF4F4E97F2AA4139166CFF"/>
+                </w:placeholder>
+                <w:dataBinding w:prefixMappings="xmlns:ec='urn:essendis:engagement-profile' " w:xpath="/ec:engagement[1]/ec:ClientTenant[1]" w:storeItemID="{F0A3B7C2-8D14-4E96-B5C7-9E2D6A1F3B84}"/>
+                <w:text/>
+              </w:sdtPr>
+              <w:sdtContent>
+                <w:r>
+                  <w:t>{{CLIENT_TENANT}}</w:t>
+                </w:r>
+              </w:sdtContent>
+            </w:sdt>
+          </w:p>
+        </w:tc>
+        <w:tc>
+          <w:tcPr>
+            <w:tcW w:w="2880" w:type="dxa"/>
+            <w:tcBorders>
+              <w:top w:val="single" w:color="BFBFBF" w:sz="4" w:space="0"/>
+              <w:left w:val="single" w:color="BFBFBF" w:sz="4" w:space="0"/>
+              <w:bottom w:val="single" w:color="BFBFBF" w:sz="4" w:space="0"/>
+              <w:right w:val="single" w:color="BFBFBF" w:sz="4" w:space="0"/>
+            </w:tcBorders>
+            <w:tcMar>
+              <w:top w:w="100" w:type="dxa"/>
+              <w:left w:w="140" w:type="dxa"/>
+              <w:bottom w:w="100" w:type="dxa"/>
+              <w:right w:w="140" w:type="dxa"/>
+            </w:tcMar>
+          </w:tcPr>
+          <w:p>
+            <w:r>
+              <w:t>contoso</w:t>
+            </w:r>
+          </w:p>
+        </w:tc>
+      </w:tr>
+      <w:tr>
+        <w:tblPrEx>
+          <w:tblCellMar>
+            <w:top w:w="0" w:type="dxa"/>
+            <w:bottom w:w="0" w:type="dxa"/>
+          </w:tblCellMar>
+        </w:tblPrEx>
+        <w:tc>
+          <w:tcPr>
+            <w:tcW w:w="3240" w:type="dxa"/>
+            <w:tcBorders>
+              <w:top w:val="single" w:color="BFBFBF" w:sz="4" w:space="0"/>
+              <w:left w:val="single" w:color="BFBFBF" w:sz="4" w:space="0"/>
+              <w:bottom w:val="single" w:color="BFBFBF" w:sz="4" w:space="0"/>
+              <w:right w:val="single" w:color="BFBFBF" w:sz="4" w:space="0"/>
+            </w:tcBorders>
+            <w:shd w:val="clear" w:color="auto" w:fill="F2F2F2"/>
+            <w:tcMar>
+              <w:top w:w="100" w:type="dxa"/>
+              <w:left w:w="140" w:type="dxa"/>
+              <w:bottom w:w="100" w:type="dxa"/>
+              <w:right w:w="140" w:type="dxa"/>
+            </w:tcMar>
+          </w:tcPr>
+          <w:p>
+            <w:r>
+              <w:t>Prepared By</w:t>
+            </w:r>
+          </w:p>
+        </w:tc>
+        <w:tc>
+          <w:tcPr>
+            <w:tcW w:w="3240" w:type="dxa"/>
+            <w:tcBorders>
+              <w:top w:val="single" w:color="BFBFBF" w:sz="4" w:space="0"/>
+              <w:left w:val="single" w:color="BFBFBF" w:sz="4" w:space="0"/>
+              <w:bottom w:val="single" w:color="BFBFBF" w:sz="4" w:space="0"/>
+              <w:right w:val="single" w:color="BFBFBF" w:sz="4" w:space="0"/>
+            </w:tcBorders>
+            <w:tcMar>
+              <w:top w:w="100" w:type="dxa"/>
+              <w:left w:w="140" w:type="dxa"/>
+              <w:bottom w:w="100" w:type="dxa"/>
+              <w:right w:w="140" w:type="dxa"/>
+            </w:tcMar>
+          </w:tcPr>
+          <w:p>
+            <w:sdt>
+              <w:sdtPr>
+                <w:alias w:val="Prepared By"/>
+                <w:tag w:val=""/>
+                <w:id w:val="1591500632"/>
+                <w:placeholder>
+                  <w:docPart w:val="FFDC8762ADFF4F4E97F2AA4139166CFF"/>
+                </w:placeholder>
+                <w:dataBinding w:prefixMappings="xmlns:ec='urn:essendis:engagement-profile' " w:xpath="/ec:engagement[1]/ec:AuthorName[1]" w:storeItemID="{F0A3B7C2-8D14-4E96-B5C7-9E2D6A1F3B84}"/>
+                <w:text/>
+              </w:sdtPr>
+              <w:sdtContent>
+                <w:r>
+                  <w:t>{{AUTHOR_NAME}}</w:t>
+                </w:r>
+              </w:sdtContent>
+            </w:sdt>
+          </w:p>
+        </w:tc>
+        <w:tc>
+          <w:tcPr>
+            <w:tcW w:w="2880" w:type="dxa"/>
+            <w:tcBorders>
+              <w:top w:val="single" w:color="BFBFBF" w:sz="4" w:space="0"/>
+              <w:left w:val="single" w:color="BFBFBF" w:sz="4" w:space="0"/>
+              <w:bottom w:val="single" w:color="BFBFBF" w:sz="4" w:space="0"/>
+              <w:right w:val="single" w:color="BFBFBF" w:sz="4" w:space="0"/>
+            </w:tcBorders>
+            <w:tcMar>
+              <w:top w:w="100" w:type="dxa"/>
+              <w:left w:w="140" w:type="dxa"/>
+              <w:bottom w:w="100" w:type="dxa"/>
+              <w:right w:w="140" w:type="dxa"/>
+            </w:tcMar>
+          </w:tcPr>
+          <w:p>
+            <w:r>
+              <w:t>Jane Smith</w:t>
+            </w:r>
+          </w:p>
+        </w:tc>
+      </w:tr>
+      <w:tr>
+        <w:tblPrEx>
+          <w:tblCellMar>
+            <w:top w:w="0" w:type="dxa"/>
+            <w:bottom w:w="0" w:type="dxa"/>
+          </w:tblCellMar>
+        </w:tblPrEx>
+        <w:tc>
+          <w:tcPr>
+            <w:tcW w:w="3240" w:type="dxa"/>
+            <w:tcBorders>
+              <w:top w:val="single" w:color="BFBFBF" w:sz="4" w:space="0"/>
+              <w:left w:val="single" w:color="BFBFBF" w:sz="4" w:space="0"/>
+              <w:bottom w:val="single" w:color="BFBFBF" w:sz="4" w:space="0"/>
+              <w:right w:val="single" w:color="BFBFBF" w:sz="4" w:space="0"/>
+            </w:tcBorders>
+            <w:shd w:val="clear" w:color="auto" w:fill="F2F2F2"/>
+            <w:tcMar>
+              <w:top w:w="100" w:type="dxa"/>
+              <w:left w:w="140" w:type="dxa"/>
+              <w:bottom w:w="100" w:type="dxa"/>
+              <w:right w:w="140" w:type="dxa"/>
+            </w:tcMar>
+          </w:tcPr>
+          <w:p>
+            <w:r>
+              <w:t>Document Date</w:t>
+            </w:r>
+          </w:p>
+        </w:tc>
+        <w:tc>
+          <w:tcPr>
+            <w:tcW w:w="3240" w:type="dxa"/>
+            <w:tcBorders>
+              <w:top w:val="single" w:color="BFBFBF" w:sz="4" w:space="0"/>
+              <w:left w:val="single" w:color="BFBFBF" w:sz="4" w:space="0"/>
+              <w:bottom w:val="single" w:color="BFBFBF" w:sz="4" w:space="0"/>
+              <w:right w:val="single" w:color="BFBFBF" w:sz="4" w:space="0"/>
+            </w:tcBorders>
+            <w:tcMar>
+              <w:top w:w="100" w:type="dxa"/>
+              <w:left w:w="140" w:type="dxa"/>
+              <w:bottom w:w="100" w:type="dxa"/>
+              <w:right w:w="140" w:type="dxa"/>
+            </w:tcMar>
+          </w:tcPr>
+          <w:p>
+            <w:sdt>
+              <w:sdtPr>
+                <w:alias w:val="Document Date"/>
+                <w:tag w:val=""/>
+                <w:id w:val="270769304"/>
+                <w:placeholder>
+                  <w:docPart w:val="FFDC8762ADFF4F4E97F2AA4139166CFF"/>
+                </w:placeholder>
+                <w:dataBinding w:prefixMappings="xmlns:ec='urn:essendis:engagement-profile' " w:xpath="/ec:engagement[1]/ec:DocDate[1]" w:storeItemID="{F0A3B7C2-8D14-4E96-B5C7-9E2D6A1F3B84}"/>
+                <w:text/>
+              </w:sdtPr>
+              <w:sdtContent>
+                <w:r>
+                  <w:t>{{DOC_DATE}}</w:t>
+                </w:r>
+              </w:sdtContent>
+            </w:sdt>
+          </w:p>
+        </w:tc>
+        <w:tc>
+          <w:tcPr>
+            <w:tcW w:w="2880" w:type="dxa"/>
+            <w:tcBorders>
+              <w:top w:val="single" w:color="BFBFBF" w:sz="4" w:space="0"/>
+              <w:left w:val="single" w:color="BFBFBF" w:sz="4" w:space="0"/>
+              <w:bottom w:val="single" w:color="BFBFBF" w:sz="4" w:space="0"/>
+              <w:right w:val="single" w:color="BFBFBF" w:sz="4" w:space="0"/>
+            </w:tcBorders>
+            <w:tcMar>
+              <w:top w:w="100" w:type="dxa"/>
+              <w:left w:w="140" w:type="dxa"/>
+              <w:bottom w:w="100" w:type="dxa"/>
+              <w:right w:w="140" w:type="dxa"/>
+            </w:tcMar>
+          </w:tcPr>
+          <w:p>
+            <w:r>
+              <w:t>9/1/2026</w:t>
             </w:r>
           </w:p>
         </w:tc>
@@ -18154,11 +18932,34 @@
                               <w:rStyle w:val="IntenseReference1"/>
                             </w:rPr>
                           </w:pPr>
+                          <w:sdt>
+                            <w:sdtPr>
+                              <w:rPr>
+                                <w:rStyle w:val="IntenseReference1"/>
+                              </w:rPr>
+                              <w:alias w:val="Company"/>
+                              <w:tag w:val=""/>
+                              <w:id w:val="876325018"/>
+                              <w:placeholder>
+                                <w:docPart w:val="923DF14B7ECE462AA8AA9A9B60C36773"/>
+                              </w:placeholder>
+                              <w:dataBinding w:prefixMappings="xmlns:ns0='http://schemas.openxmlformats.org/officeDocument/2006/extended-properties' " w:xpath="/ns0:Properties[1]/ns0:Company[1]" w:storeItemID="{6668398D-A668-4E3E-A5EB-62B293D839F1}"/>
+                              <w:text/>
+                            </w:sdtPr>
+                            <w:sdtContent>
+                              <w:r>
+                                <w:rPr>
+                                  <w:rStyle w:val="IntenseReference1"/>
+                                </w:rPr>
+                                <w:t>{{CLIENT_NAME}}</w:t>
+                              </w:r>
+                            </w:sdtContent>
+                          </w:sdt>
                           <w:r>
                             <w:rPr>
                               <w:rStyle w:val="IntenseReference1"/>
                             </w:rPr>
-                            <w:t>{{CLIENT_NAME}} – Azure Migration Design</w:t>
+                            <w:t xml:space="preserve"> – Azure Migration Design</w:t>
                           </w:r>
                         </w:p>
                         <w:p>
@@ -18198,11 +18999,34 @@
                         <w:rStyle w:val="IntenseReference1"/>
                       </w:rPr>
                     </w:pPr>
+                    <w:sdt>
+                      <w:sdtPr>
+                        <w:rPr>
+                          <w:rStyle w:val="IntenseReference1"/>
+                        </w:rPr>
+                        <w:alias w:val="Company"/>
+                        <w:tag w:val=""/>
+                        <w:id w:val="1870425224"/>
+                        <w:placeholder>
+                          <w:docPart w:val="923DF14B7ECE462AA8AA9A9B60C36773"/>
+                        </w:placeholder>
+                        <w:dataBinding w:prefixMappings="xmlns:ns0='http://schemas.openxmlformats.org/officeDocument/2006/extended-properties' " w:xpath="/ns0:Properties[1]/ns0:Company[1]" w:storeItemID="{6668398D-A668-4E3E-A5EB-62B293D839F1}"/>
+                        <w:text/>
+                      </w:sdtPr>
+                      <w:sdtContent>
+                        <w:r>
+                          <w:rPr>
+                            <w:rStyle w:val="IntenseReference1"/>
+                          </w:rPr>
+                          <w:t>{{CLIENT_NAME}}</w:t>
+                        </w:r>
+                      </w:sdtContent>
+                    </w:sdt>
                     <w:r>
                       <w:rPr>
                         <w:rStyle w:val="IntenseReference1"/>
                       </w:rPr>
-                      <w:t>{{CLIENT_NAME}} – Azure Migration Design</w:t>
+                      <w:t xml:space="preserve"> – Azure Migration Design</w:t>
                     </w:r>
                   </w:p>
                   <w:p>
@@ -18557,7 +19381,7 @@
           <wp:extent cx="1112520" cy="1112520"/>
           <wp:effectExtent l="0" t="0" r="0" b="0"/>
           <wp:wrapNone/>
-          <wp:docPr id="600264526" name="Picture 11" descr="{{CLIENT_NAME}} logo"/>
+          <wp:docPr id="600264526" name="Picture 11" descr="Client logo"/>
           <wp:cNvGraphicFramePr>
             <a:graphicFrameLocks xmlns:a="http://schemas.openxmlformats.org/drawingml/2006/main" noChangeAspect="1"/>
           </wp:cNvGraphicFramePr>
@@ -18565,7 +19389,7 @@
             <a:graphicData uri="http://schemas.openxmlformats.org/drawingml/2006/picture">
               <pic:pic xmlns:pic="http://schemas.openxmlformats.org/drawingml/2006/picture">
                 <pic:nvPicPr>
-                  <pic:cNvPr id="0" name="Picture 224" descr="{{CLIENT_NAME}} logo"/>
+                  <pic:cNvPr id="0" name="Picture 224" descr="Client logo"/>
                   <pic:cNvPicPr>
                     <a:picLocks noChangeAspect="1" noChangeArrowheads="1"/>
                   </pic:cNvPicPr>
@@ -18608,13 +19432,40 @@
         </wp:anchor>
       </w:drawing>
     </w:r>
+    <w:sdt>
+      <w:sdtPr>
+        <w:rPr>
+          <w:color w:val="595959"/>
+          <w:sz w:val="20"/>
+          <w:szCs w:val="20"/>
+        </w:rPr>
+        <w:alias w:val="Company"/>
+        <w:tag w:val=""/>
+        <w:id w:val="1734736495"/>
+        <w:placeholder>
+          <w:docPart w:val="923DF14B7ECE462AA8AA9A9B60C36773"/>
+        </w:placeholder>
+        <w:dataBinding w:prefixMappings="xmlns:ns0='http://schemas.openxmlformats.org/officeDocument/2006/extended-properties' " w:xpath="/ns0:Properties[1]/ns0:Company[1]" w:storeItemID="{6668398D-A668-4E3E-A5EB-62B293D839F1}"/>
+        <w:text/>
+      </w:sdtPr>
+      <w:sdtContent>
+        <w:r>
+          <w:rPr>
+            <w:color w:val="595959"/>
+            <w:sz w:val="20"/>
+            <w:szCs w:val="20"/>
+          </w:rPr>
+          <w:t>{{CLIENT_NAME}}</w:t>
+        </w:r>
+      </w:sdtContent>
+    </w:sdt>
     <w:r>
       <w:rPr>
         <w:color w:val="595959"/>
         <w:sz w:val="20"/>
         <w:szCs w:val="20"/>
       </w:rPr>
-      <w:t>{{CLIENT_NAME}} - Data Migration Design</w:t>
+      <w:t xml:space="preserve"> - Data Migration Design</w:t>
     </w:r>
   </w:p>
 </w:hdr>
@@ -20825,6 +21676,16 @@
 </p:properties>
 </file>
 
+<file path=customXml/item5.xml><?xml version="1.0" encoding="utf-8"?>
+<engagement xmlns="urn:essendis:engagement-profile">
+  <ClientAbbr>{{CLIENT_ABBR}}</ClientAbbr>
+  <ClientDomain>{{CLIENT_DOMAIN}}</ClientDomain>
+  <ClientTenant>{{CLIENT_TENANT}}</ClientTenant>
+  <AuthorName>{{AUTHOR_NAME}}</AuthorName>
+  <DocDate>{{DOC_DATE}}</DocDate>
+</engagement>
+</file>
+
 <file path=customXml/itemProps1.xml><?xml version="1.0" encoding="utf-8"?>
 <ds:datastoreItem xmlns:ds="http://schemas.openxmlformats.org/officeDocument/2006/customXml" ds:itemID="{55AF091B-3C7A-41E3-B477-F2FDAA23CFDA}">
   <ds:schemaRefs>
@@ -20843,4 +21704,12 @@
 
 <file path=customXml/itemProps4.xml><?xml version="1.0" encoding="utf-8"?>
 <ds:datastoreItem xmlns:ds="http://schemas.openxmlformats.org/officeDocument/2006/customXml" ds:itemID="{ABA743DF-CAEB-4726-A276-0004E865D299}"/>
+</file>
+
+<file path=customXml/itemProps5.xml><?xml version="1.0" encoding="utf-8"?>
+<ds:datastoreItem xmlns:ds="http://schemas.openxmlformats.org/officeDocument/2006/customXml" ds:itemID="{F0A3B7C2-8D14-4E96-B5C7-9E2D6A1F3B84}">
+  <ds:schemaRefs>
+    <ds:schemaRef ds:uri="urn:essendis:engagement-profile"/>
+  </ds:schemaRefs>
+</ds:datastoreItem>
 </file>